--- a/data/revised_2026-10_full/tracked/v2/Maths/SS2.2_Area_of_Polygons/Mathematics_Area_of_Polygons_FinalExplanation_TRACKED.docx
+++ b/data/revised_2026-10_full/tracked/v2/Maths/SS2.2_Area_of_Polygons/Mathematics_Area_of_Polygons_FinalExplanation_TRACKED.docx
@@ -664,7 +664,7 @@
               </w:rPr>
               <w:t xml:space="preserve">Wanjiku's field notes contain two triangular sections. Triangle ABC: AB = 120 m, AC = 95 m, and the angle at A between them is 68°. Northern sub-plot</w:t>
             </w:r>
-            <w:del w:id="9001" w:author="Claude (AI) - proposed" w:date="2026-10-15T12:57:55Z">
+            <w:del w:id="9001" w:author="Claude (AI) - proposed" w:date="2026-10-18T00:31:05Z">
               <w:r>
                 <w:rPr>
                   <w:rFonts w:ascii="Arial" w:cs="Arial" w:eastAsia="Arial" w:hAnsi="Arial"/>
@@ -679,7 +679,7 @@
                 <w:delText xml:space="preserve">: sides 40 m, 55 m and 63</w:delText>
               </w:r>
             </w:del>
-            <w:ins w:id="9002" w:author="Claude (AI) - proposed" w:date="2026-10-15T12:57:55Z">
+            <w:ins w:id="9002" w:author="Claude (AI) - proposed" w:date="2026-10-18T00:31:05Z">
               <w:r>
                 <w:rPr>
                   <w:rFonts w:ascii="Arial" w:cs="Arial" w:eastAsia="Arial" w:hAnsi="Arial"/>
@@ -1397,7 +1397,7 @@
               <w:spacing w:after="40" w:before="0"/>
               <w:jc w:val="left"/>
             </w:pPr>
-            <w:del w:id="9003" w:author="Claude (AI) - proposed" w:date="2026-10-15T12:57:55Z">
+            <w:del w:id="9003" w:author="Claude (AI) - proposed" w:date="2026-10-18T00:31:05Z">
               <w:r>
                 <w:rPr>
                   <w:rFonts w:ascii="Arial" w:cs="Arial" w:eastAsia="Arial" w:hAnsi="Arial"/>
@@ -1412,7 +1412,7 @@
                 <w:delText xml:space="preserve">Clearly</w:delText>
               </w:r>
             </w:del>
-            <w:ins w:id="9004" w:author="Claude (AI) - proposed" w:date="2026-10-15T12:57:55Z">
+            <w:ins w:id="9004" w:author="Claude (AI) - proposed" w:date="2026-10-18T00:31:05Z">
               <w:r>
                 <w:rPr>
                   <w:rFonts w:ascii="Arial" w:cs="Arial" w:eastAsia="Arial" w:hAnsi="Arial"/>
@@ -1460,7 +1460,7 @@
               <w:spacing w:after="40" w:before="0"/>
               <w:jc w:val="left"/>
             </w:pPr>
-            <w:del w:id="9005" w:author="Claude (AI) - proposed" w:date="2026-10-15T12:57:55Z">
+            <w:del w:id="9005" w:author="Claude (AI) - proposed" w:date="2026-10-18T00:31:05Z">
               <w:r>
                 <w:rPr>
                   <w:rFonts w:ascii="Arial" w:cs="Arial" w:eastAsia="Arial" w:hAnsi="Arial"/>
@@ -1475,7 +1475,7 @@
                 <w:delText xml:space="preserve">States</w:delText>
               </w:r>
             </w:del>
-            <w:ins w:id="9006" w:author="Claude (AI) - proposed" w:date="2026-10-15T12:57:55Z">
+            <w:ins w:id="9006" w:author="Claude (AI) - proposed" w:date="2026-10-18T00:31:05Z">
               <w:r>
                 <w:rPr>
                   <w:rFonts w:ascii="Arial" w:cs="Arial" w:eastAsia="Arial" w:hAnsi="Arial"/>
@@ -1523,7 +1523,7 @@
               <w:spacing w:after="40" w:before="0"/>
               <w:jc w:val="left"/>
             </w:pPr>
-            <w:del w:id="9007" w:author="Claude (AI) - proposed" w:date="2026-10-15T12:57:55Z">
+            <w:del w:id="9007" w:author="Claude (AI) - proposed" w:date="2026-10-18T00:31:05Z">
               <w:r>
                 <w:rPr>
                   <w:rFonts w:ascii="Arial" w:cs="Arial" w:eastAsia="Arial" w:hAnsi="Arial"/>
@@ -1538,7 +1538,7 @@
                 <w:delText xml:space="preserve">Gives</w:delText>
               </w:r>
             </w:del>
-            <w:ins w:id="9008" w:author="Claude (AI) - proposed" w:date="2026-10-15T12:57:55Z">
+            <w:ins w:id="9008" w:author="Claude (AI) - proposed" w:date="2026-10-18T00:31:05Z">
               <w:r>
                 <w:rPr>
                   <w:rFonts w:ascii="Arial" w:cs="Arial" w:eastAsia="Arial" w:hAnsi="Arial"/>
@@ -1621,7 +1621,7 @@
               <w:spacing w:after="40" w:before="0"/>
               <w:jc w:val="left"/>
             </w:pPr>
-            <w:del w:id="9009" w:author="Claude (AI) - proposed" w:date="2026-10-15T12:57:55Z">
+            <w:del w:id="9009" w:author="Claude (AI) - proposed" w:date="2026-10-18T00:31:05Z">
               <w:r>
                 <w:rPr>
                   <w:rFonts w:ascii="Arial" w:cs="Arial" w:eastAsia="Arial" w:hAnsi="Arial"/>
@@ -1636,7 +1636,7 @@
                 <w:delText xml:space="preserve">Chooses</w:delText>
               </w:r>
             </w:del>
-            <w:ins w:id="9010" w:author="Claude (AI) - proposed" w:date="2026-10-15T12:57:55Z">
+            <w:ins w:id="9010" w:author="Claude (AI) - proposed" w:date="2026-10-18T00:31:05Z">
               <w:r>
                 <w:rPr>
                   <w:rFonts w:ascii="Arial" w:cs="Arial" w:eastAsia="Arial" w:hAnsi="Arial"/>
@@ -1684,7 +1684,7 @@
               <w:spacing w:after="40" w:before="0"/>
               <w:jc w:val="left"/>
             </w:pPr>
-            <w:del w:id="9011" w:author="Claude (AI) - proposed" w:date="2026-10-15T12:57:55Z">
+            <w:del w:id="9011" w:author="Claude (AI) - proposed" w:date="2026-10-18T00:31:05Z">
               <w:r>
                 <w:rPr>
                   <w:rFonts w:ascii="Arial" w:cs="Arial" w:eastAsia="Arial" w:hAnsi="Arial"/>
@@ -1699,7 +1699,7 @@
                 <w:delText xml:space="preserve">Chooses</w:delText>
               </w:r>
             </w:del>
-            <w:ins w:id="9012" w:author="Claude (AI) - proposed" w:date="2026-10-15T12:57:55Z">
+            <w:ins w:id="9012" w:author="Claude (AI) - proposed" w:date="2026-10-18T00:31:05Z">
               <w:r>
                 <w:rPr>
                   <w:rFonts w:ascii="Arial" w:cs="Arial" w:eastAsia="Arial" w:hAnsi="Arial"/>
@@ -1747,7 +1747,7 @@
               <w:spacing w:after="40" w:before="0"/>
               <w:jc w:val="left"/>
             </w:pPr>
-            <w:del w:id="9013" w:author="Claude (AI) - proposed" w:date="2026-10-15T12:57:55Z">
+            <w:del w:id="9013" w:author="Claude (AI) - proposed" w:date="2026-10-18T00:31:05Z">
               <w:r>
                 <w:rPr>
                   <w:rFonts w:ascii="Arial" w:cs="Arial" w:eastAsia="Arial" w:hAnsi="Arial"/>
@@ -1762,7 +1762,7 @@
                 <w:delText xml:space="preserve">Chooses</w:delText>
               </w:r>
             </w:del>
-            <w:ins w:id="9014" w:author="Claude (AI) - proposed" w:date="2026-10-15T12:57:55Z">
+            <w:ins w:id="9014" w:author="Claude (AI) - proposed" w:date="2026-10-18T00:31:05Z">
               <w:r>
                 <w:rPr>
                   <w:rFonts w:ascii="Arial" w:cs="Arial" w:eastAsia="Arial" w:hAnsi="Arial"/>
@@ -1845,7 +1845,7 @@
               <w:spacing w:after="40" w:before="0"/>
               <w:jc w:val="left"/>
             </w:pPr>
-            <w:del w:id="9015" w:author="Claude (AI) - proposed" w:date="2026-10-15T12:57:55Z">
+            <w:del w:id="9015" w:author="Claude (AI) - proposed" w:date="2026-10-18T00:31:05Z">
               <w:r>
                 <w:rPr>
                   <w:rFonts w:ascii="Arial" w:cs="Arial" w:eastAsia="Arial" w:hAnsi="Arial"/>
@@ -1860,7 +1860,7 @@
                 <w:delText xml:space="preserve">States</w:delText>
               </w:r>
             </w:del>
-            <w:ins w:id="9016" w:author="Claude (AI) - proposed" w:date="2026-10-15T12:57:55Z">
+            <w:ins w:id="9016" w:author="Claude (AI) - proposed" w:date="2026-10-18T00:31:05Z">
               <w:r>
                 <w:rPr>
                   <w:rFonts w:ascii="Arial" w:cs="Arial" w:eastAsia="Arial" w:hAnsi="Arial"/>
@@ -1908,7 +1908,7 @@
               <w:spacing w:after="40" w:before="0"/>
               <w:jc w:val="left"/>
             </w:pPr>
-            <w:del w:id="9017" w:author="Claude (AI) - proposed" w:date="2026-10-15T12:57:55Z">
+            <w:del w:id="9017" w:author="Claude (AI) - proposed" w:date="2026-10-18T00:31:05Z">
               <w:r>
                 <w:rPr>
                   <w:rFonts w:ascii="Arial" w:cs="Arial" w:eastAsia="Arial" w:hAnsi="Arial"/>
@@ -1923,7 +1923,7 @@
                 <w:delText xml:space="preserve">Gives</w:delText>
               </w:r>
             </w:del>
-            <w:ins w:id="9018" w:author="Claude (AI) - proposed" w:date="2026-10-15T12:57:55Z">
+            <w:ins w:id="9018" w:author="Claude (AI) - proposed" w:date="2026-10-18T00:31:05Z">
               <w:r>
                 <w:rPr>
                   <w:rFonts w:ascii="Arial" w:cs="Arial" w:eastAsia="Arial" w:hAnsi="Arial"/>
@@ -1971,7 +1971,7 @@
               <w:spacing w:after="40" w:before="0"/>
               <w:jc w:val="left"/>
             </w:pPr>
-            <w:del w:id="9019" w:author="Claude (AI) - proposed" w:date="2026-10-15T12:57:55Z">
+            <w:del w:id="9019" w:author="Claude (AI) - proposed" w:date="2026-10-18T00:31:05Z">
               <w:r>
                 <w:rPr>
                   <w:rFonts w:ascii="Arial" w:cs="Arial" w:eastAsia="Arial" w:hAnsi="Arial"/>
@@ -1986,7 +1986,7 @@
                 <w:delText xml:space="preserve">Does</w:delText>
               </w:r>
             </w:del>
-            <w:ins w:id="9020" w:author="Claude (AI) - proposed" w:date="2026-10-15T12:57:55Z">
+            <w:ins w:id="9020" w:author="Claude (AI) - proposed" w:date="2026-10-18T00:31:05Z">
               <w:r>
                 <w:rPr>
                   <w:rFonts w:ascii="Arial" w:cs="Arial" w:eastAsia="Arial" w:hAnsi="Arial"/>
@@ -2069,7 +2069,7 @@
               <w:spacing w:after="40" w:before="0"/>
               <w:jc w:val="left"/>
             </w:pPr>
-            <w:del w:id="9021" w:author="Claude (AI) - proposed" w:date="2026-10-15T12:57:55Z">
+            <w:del w:id="9021" w:author="Claude (AI) - proposed" w:date="2026-10-18T00:31:05Z">
               <w:r>
                 <w:rPr>
                   <w:rFonts w:ascii="Arial" w:cs="Arial" w:eastAsia="Arial" w:hAnsi="Arial"/>
@@ -2084,7 +2084,7 @@
                 <w:delText xml:space="preserve">Gives</w:delText>
               </w:r>
             </w:del>
-            <w:ins w:id="9022" w:author="Claude (AI) - proposed" w:date="2026-10-15T12:57:55Z">
+            <w:ins w:id="9022" w:author="Claude (AI) - proposed" w:date="2026-10-18T00:31:05Z">
               <w:r>
                 <w:rPr>
                   <w:rFonts w:ascii="Arial" w:cs="Arial" w:eastAsia="Arial" w:hAnsi="Arial"/>
@@ -2132,7 +2132,7 @@
               <w:spacing w:after="40" w:before="0"/>
               <w:jc w:val="left"/>
             </w:pPr>
-            <w:del w:id="9023" w:author="Claude (AI) - proposed" w:date="2026-10-15T12:57:55Z">
+            <w:del w:id="9023" w:author="Claude (AI) - proposed" w:date="2026-10-18T00:31:05Z">
               <w:r>
                 <w:rPr>
                   <w:rFonts w:ascii="Arial" w:cs="Arial" w:eastAsia="Arial" w:hAnsi="Arial"/>
@@ -2147,7 +2147,7 @@
                 <w:delText xml:space="preserve">Explains</w:delText>
               </w:r>
             </w:del>
-            <w:ins w:id="9024" w:author="Claude (AI) - proposed" w:date="2026-10-15T12:57:55Z">
+            <w:ins w:id="9024" w:author="Claude (AI) - proposed" w:date="2026-10-18T00:31:05Z">
               <w:r>
                 <w:rPr>
                   <w:rFonts w:ascii="Arial" w:cs="Arial" w:eastAsia="Arial" w:hAnsi="Arial"/>
@@ -2195,7 +2195,7 @@
               <w:spacing w:after="40" w:before="0"/>
               <w:jc w:val="left"/>
             </w:pPr>
-            <w:del w:id="9025" w:author="Claude (AI) - proposed" w:date="2026-10-15T12:57:55Z">
+            <w:del w:id="9025" w:author="Claude (AI) - proposed" w:date="2026-10-18T00:31:05Z">
               <w:r>
                 <w:rPr>
                   <w:rFonts w:ascii="Arial" w:cs="Arial" w:eastAsia="Arial" w:hAnsi="Arial"/>
@@ -2210,7 +2210,7 @@
                 <w:delText xml:space="preserve">Gives</w:delText>
               </w:r>
             </w:del>
-            <w:ins w:id="9026" w:author="Claude (AI) - proposed" w:date="2026-10-15T12:57:55Z">
+            <w:ins w:id="9026" w:author="Claude (AI) - proposed" w:date="2026-10-18T00:31:05Z">
               <w:r>
                 <w:rPr>
                   <w:rFonts w:ascii="Arial" w:cs="Arial" w:eastAsia="Arial" w:hAnsi="Arial"/>
@@ -2360,7 +2360,7 @@
         </w:rPr>
         <w:t xml:space="preserve">© 2026 SeaVuria and ARES. This work is licensed under a </w:t>
       </w:r>
-      <w:hyperlink w:history="1" r:id="rId0sfhhyfrvihbp5embskw_">
+      <w:hyperlink w:history="1" r:id="rIdfzzs1sw4zhwxfbrdqyblq">
         <w:r>
           <w:rPr>
             <w:rFonts w:ascii="Arial" w:cs="Arial" w:eastAsia="Arial" w:hAnsi="Arial"/>
@@ -2380,7 +2380,7 @@
         </w:rPr>
         <w:t xml:space="preserve"> (</w:t>
       </w:r>
-      <w:hyperlink w:history="1" r:id="rIdnavxljtzpisdcjasvzlve">
+      <w:hyperlink w:history="1" r:id="rIdvxpoo0vcztc4hnwfccdgq">
         <w:r>
           <w:rPr>
             <w:rFonts w:ascii="Arial" w:cs="Arial" w:eastAsia="Arial" w:hAnsi="Arial"/>
@@ -2400,7 +2400,7 @@
         </w:rPr>
         <w:t xml:space="preserve">). To view a copy of this license, visit </w:t>
       </w:r>
-      <w:hyperlink w:history="1" r:id="rId50abilt_4hop8soje2eum">
+      <w:hyperlink w:history="1" r:id="rIdcttmke2lwzqj-arjcwr-h">
         <w:r>
           <w:rPr>
             <w:rFonts w:ascii="Arial" w:cs="Arial" w:eastAsia="Arial" w:hAnsi="Arial"/>
